--- a/examples/product-launch-brief/output.docx
+++ b/examples/product-launch-brief/output.docx
@@ -44,7 +44,10 @@
             </w:pPr>
             <w:r>
               <w:rPr>
-                <w:color w:val="a8dadc"/>
+                <w:b w:val="false"/>
+                <w:bCs w:val="false"/>
+                <w:i w:val="false"/>
+                <w:iCs w:val="false"/>
                 <w:sz w:val="17"/>
                 <w:szCs w:val="17"/>
               </w:rPr>
@@ -54,7 +57,7 @@
           <w:p>
             <w:pPr>
               <w:pStyle w:val="Heading1"/>
-              <w:spacing w:after="90" w:before="150" w:line="672" w:lineRule="atLeast"/>
+              <w:spacing w:after="90" w:before="240" w:line="672" w:lineRule="atLeast"/>
               <w:jc w:val="left"/>
               <w:textAlignment w:val="center"/>
             </w:pPr>
@@ -62,7 +65,8 @@
               <w:rPr>
                 <w:b/>
                 <w:bCs/>
-                <w:color w:val="ffffff"/>
+                <w:i w:val="false"/>
+                <w:iCs w:val="false"/>
                 <w:sz w:val="48"/>
                 <w:szCs w:val="48"/>
               </w:rPr>
@@ -77,7 +81,10 @@
             </w:pPr>
             <w:r>
               <w:rPr>
-                <w:color w:val="cbd5e1"/>
+                <w:b w:val="false"/>
+                <w:bCs w:val="false"/>
+                <w:i w:val="false"/>
+                <w:iCs w:val="false"/>
                 <w:sz w:val="21"/>
                 <w:szCs w:val="21"/>
               </w:rPr>
@@ -142,6 +149,8 @@
               <w:rPr>
                 <w:b/>
                 <w:bCs/>
+                <w:i w:val="false"/>
+                <w:iCs w:val="false"/>
                 <w:color w:val="1d3557"/>
                 <w:sz w:val="21"/>
                 <w:szCs w:val="21"/>
@@ -150,6 +159,10 @@
             </w:r>
             <w:r>
               <w:rPr>
+                <w:b w:val="false"/>
+                <w:bCs w:val="false"/>
+                <w:i w:val="false"/>
+                <w:iCs w:val="false"/>
                 <w:color w:val="111111"/>
                 <w:sz w:val="21"/>
                 <w:szCs w:val="21"/>
@@ -158,6 +171,10 @@
             </w:r>
             <w:r>
               <w:rPr>
+                <w:b w:val="false"/>
+                <w:bCs w:val="false"/>
+                <w:i w:val="false"/>
+                <w:iCs w:val="false"/>
                 <w:color w:val="334155"/>
                 <w:sz w:val="21"/>
                 <w:szCs w:val="21"/>
@@ -178,6 +195,8 @@
         <w:rPr>
           <w:b/>
           <w:bCs/>
+          <w:i w:val="false"/>
+          <w:iCs w:val="false"/>
           <w:color w:val="1d3557"/>
           <w:sz w:val="18"/>
           <w:szCs w:val="18"/>
@@ -186,6 +205,10 @@
       </w:r>
       <w:r>
         <w:rPr>
+          <w:b w:val="false"/>
+          <w:bCs w:val="false"/>
+          <w:i w:val="false"/>
+          <w:iCs w:val="false"/>
           <w:color w:val="1d3557"/>
           <w:sz w:val="18"/>
           <w:szCs w:val="18"/>
@@ -194,6 +217,10 @@
       </w:r>
       <w:r>
         <w:rPr>
+          <w:b w:val="false"/>
+          <w:bCs w:val="false"/>
+          <w:i w:val="false"/>
+          <w:iCs w:val="false"/>
           <w:color w:val="1d3557"/>
           <w:sz w:val="18"/>
           <w:szCs w:val="18"/>
@@ -219,9 +246,6 @@
         <w:gridCol w:w="3035"/>
       </w:tblGrid>
       <w:tr>
-        <w:trPr>
-          <w:trHeight w:val="601" w:hRule="atLeast"/>
-        </w:trPr>
         <w:tc>
           <w:tcPr>
             <w:tcW w:type="dxa" w:w="6325"/>
@@ -242,6 +266,8 @@
               <w:rPr>
                 <w:b/>
                 <w:bCs/>
+                <w:i w:val="false"/>
+                <w:iCs w:val="false"/>
                 <w:color w:val="ffffff"/>
                 <w:sz w:val="21"/>
                 <w:szCs w:val="21"/>
@@ -270,6 +296,8 @@
               <w:rPr>
                 <w:b/>
                 <w:bCs/>
+                <w:i w:val="false"/>
+                <w:iCs w:val="false"/>
                 <w:color w:val="ffffff"/>
                 <w:sz w:val="21"/>
                 <w:szCs w:val="21"/>
@@ -280,9 +308,6 @@
         </w:tc>
       </w:tr>
       <w:tr>
-        <w:trPr>
-          <w:trHeight w:val="609" w:hRule="atLeast"/>
-        </w:trPr>
         <w:tc>
           <w:tcPr>
             <w:tcW w:type="dxa" w:w="6325"/>
@@ -301,6 +326,10 @@
             </w:pPr>
             <w:r>
               <w:rPr>
+                <w:b w:val="false"/>
+                <w:bCs w:val="false"/>
+                <w:i w:val="false"/>
+                <w:iCs w:val="false"/>
                 <w:color w:val="111111"/>
                 <w:sz w:val="21"/>
                 <w:szCs w:val="21"/>
@@ -327,6 +356,10 @@
             </w:pPr>
             <w:r>
               <w:rPr>
+                <w:b w:val="false"/>
+                <w:bCs w:val="false"/>
+                <w:i w:val="false"/>
+                <w:iCs w:val="false"/>
                 <w:color w:val="111111"/>
                 <w:sz w:val="21"/>
                 <w:szCs w:val="21"/>
@@ -337,9 +370,6 @@
         </w:tc>
       </w:tr>
       <w:tr>
-        <w:trPr>
-          <w:trHeight w:val="609" w:hRule="atLeast"/>
-        </w:trPr>
         <w:tc>
           <w:tcPr>
             <w:tcW w:type="dxa" w:w="6325"/>
@@ -358,6 +388,10 @@
             </w:pPr>
             <w:r>
               <w:rPr>
+                <w:b w:val="false"/>
+                <w:bCs w:val="false"/>
+                <w:i w:val="false"/>
+                <w:iCs w:val="false"/>
                 <w:color w:val="111111"/>
                 <w:sz w:val="21"/>
                 <w:szCs w:val="21"/>
@@ -384,6 +418,10 @@
             </w:pPr>
             <w:r>
               <w:rPr>
+                <w:b w:val="false"/>
+                <w:bCs w:val="false"/>
+                <w:i w:val="false"/>
+                <w:iCs w:val="false"/>
                 <w:color w:val="111111"/>
                 <w:sz w:val="21"/>
                 <w:szCs w:val="21"/>
@@ -394,9 +432,6 @@
         </w:tc>
       </w:tr>
       <w:tr>
-        <w:trPr>
-          <w:trHeight w:val="609" w:hRule="atLeast"/>
-        </w:trPr>
         <w:tc>
           <w:tcPr>
             <w:tcW w:type="dxa" w:w="6325"/>
@@ -415,6 +450,10 @@
             </w:pPr>
             <w:r>
               <w:rPr>
+                <w:b w:val="false"/>
+                <w:bCs w:val="false"/>
+                <w:i w:val="false"/>
+                <w:iCs w:val="false"/>
                 <w:color w:val="111111"/>
                 <w:sz w:val="21"/>
                 <w:szCs w:val="21"/>
@@ -441,6 +480,10 @@
             </w:pPr>
             <w:r>
               <w:rPr>
+                <w:b w:val="false"/>
+                <w:bCs w:val="false"/>
+                <w:i w:val="false"/>
+                <w:iCs w:val="false"/>
                 <w:color w:val="111111"/>
                 <w:sz w:val="21"/>
                 <w:szCs w:val="21"/>
@@ -462,6 +505,8 @@
         <w:rPr>
           <w:b/>
           <w:bCs/>
+          <w:i w:val="false"/>
+          <w:iCs w:val="false"/>
           <w:color w:val="1d3557"/>
           <w:sz w:val="21"/>
           <w:szCs w:val="21"/>
@@ -488,9 +533,6 @@
         <w:gridCol w:w="3765"/>
       </w:tblGrid>
       <w:tr>
-        <w:trPr>
-          <w:trHeight w:val="549" w:hRule="atLeast"/>
-        </w:trPr>
         <w:tc>
           <w:tcPr>
             <w:tcW w:type="dxa" w:w="3120"/>
@@ -511,6 +553,8 @@
               <w:rPr>
                 <w:b/>
                 <w:bCs/>
+                <w:i w:val="false"/>
+                <w:iCs w:val="false"/>
                 <w:color w:val="111111"/>
                 <w:sz w:val="21"/>
                 <w:szCs w:val="21"/>
@@ -539,6 +583,8 @@
               <w:rPr>
                 <w:b/>
                 <w:bCs/>
+                <w:i w:val="false"/>
+                <w:iCs w:val="false"/>
                 <w:color w:val="111111"/>
                 <w:sz w:val="21"/>
                 <w:szCs w:val="21"/>
@@ -567,6 +613,8 @@
               <w:rPr>
                 <w:b/>
                 <w:bCs/>
+                <w:i w:val="false"/>
+                <w:iCs w:val="false"/>
                 <w:color w:val="111111"/>
                 <w:sz w:val="21"/>
                 <w:szCs w:val="21"/>
@@ -577,9 +625,6 @@
         </w:tc>
       </w:tr>
       <w:tr>
-        <w:trPr>
-          <w:trHeight w:val="549" w:hRule="atLeast"/>
-        </w:trPr>
         <w:tc>
           <w:tcPr>
             <w:tcW w:type="dxa" w:w="3120"/>
@@ -597,6 +642,10 @@
             </w:pPr>
             <w:r>
               <w:rPr>
+                <w:b w:val="false"/>
+                <w:bCs w:val="false"/>
+                <w:i w:val="false"/>
+                <w:iCs w:val="false"/>
                 <w:color w:val="111111"/>
                 <w:sz w:val="21"/>
                 <w:szCs w:val="21"/>
@@ -622,6 +671,10 @@
             </w:pPr>
             <w:r>
               <w:rPr>
+                <w:b w:val="false"/>
+                <w:bCs w:val="false"/>
+                <w:i w:val="false"/>
+                <w:iCs w:val="false"/>
                 <w:color w:val="111111"/>
                 <w:sz w:val="21"/>
                 <w:szCs w:val="21"/>
@@ -647,6 +700,10 @@
             </w:pPr>
             <w:r>
               <w:rPr>
+                <w:b w:val="false"/>
+                <w:bCs w:val="false"/>
+                <w:i w:val="false"/>
+                <w:iCs w:val="false"/>
                 <w:color w:val="111111"/>
                 <w:sz w:val="21"/>
                 <w:szCs w:val="21"/>
@@ -657,9 +714,6 @@
         </w:tc>
       </w:tr>
       <w:tr>
-        <w:trPr>
-          <w:trHeight w:val="549" w:hRule="atLeast"/>
-        </w:trPr>
         <w:tc>
           <w:tcPr>
             <w:tcW w:type="dxa" w:w="3120"/>
@@ -677,6 +731,10 @@
             </w:pPr>
             <w:r>
               <w:rPr>
+                <w:b w:val="false"/>
+                <w:bCs w:val="false"/>
+                <w:i w:val="false"/>
+                <w:iCs w:val="false"/>
                 <w:color w:val="111111"/>
                 <w:sz w:val="21"/>
                 <w:szCs w:val="21"/>
@@ -702,6 +760,10 @@
             </w:pPr>
             <w:r>
               <w:rPr>
+                <w:b w:val="false"/>
+                <w:bCs w:val="false"/>
+                <w:i w:val="false"/>
+                <w:iCs w:val="false"/>
                 <w:color w:val="111111"/>
                 <w:sz w:val="21"/>
                 <w:szCs w:val="21"/>
@@ -727,6 +789,10 @@
             </w:pPr>
             <w:r>
               <w:rPr>
+                <w:b w:val="false"/>
+                <w:bCs w:val="false"/>
+                <w:i w:val="false"/>
+                <w:iCs w:val="false"/>
                 <w:color w:val="111111"/>
                 <w:sz w:val="21"/>
                 <w:szCs w:val="21"/>
@@ -737,9 +803,6 @@
         </w:tc>
       </w:tr>
       <w:tr>
-        <w:trPr>
-          <w:trHeight w:val="549" w:hRule="atLeast"/>
-        </w:trPr>
         <w:tc>
           <w:tcPr>
             <w:tcW w:type="dxa" w:w="3120"/>
@@ -757,6 +820,10 @@
             </w:pPr>
             <w:r>
               <w:rPr>
+                <w:b w:val="false"/>
+                <w:bCs w:val="false"/>
+                <w:i w:val="false"/>
+                <w:iCs w:val="false"/>
                 <w:color w:val="111111"/>
                 <w:sz w:val="21"/>
                 <w:szCs w:val="21"/>
@@ -782,6 +849,10 @@
             </w:pPr>
             <w:r>
               <w:rPr>
+                <w:b w:val="false"/>
+                <w:bCs w:val="false"/>
+                <w:i w:val="false"/>
+                <w:iCs w:val="false"/>
                 <w:color w:val="111111"/>
                 <w:sz w:val="21"/>
                 <w:szCs w:val="21"/>
@@ -807,6 +878,10 @@
             </w:pPr>
             <w:r>
               <w:rPr>
+                <w:b w:val="false"/>
+                <w:bCs w:val="false"/>
+                <w:i w:val="false"/>
+                <w:iCs w:val="false"/>
                 <w:color w:val="111111"/>
                 <w:sz w:val="21"/>
                 <w:szCs w:val="21"/>
@@ -817,9 +892,6 @@
         </w:tc>
       </w:tr>
       <w:tr>
-        <w:trPr>
-          <w:trHeight w:val="549" w:hRule="atLeast"/>
-        </w:trPr>
         <w:tc>
           <w:tcPr>
             <w:tcW w:type="dxa" w:w="3120"/>
@@ -840,6 +912,8 @@
               <w:rPr>
                 <w:b/>
                 <w:bCs/>
+                <w:i w:val="false"/>
+                <w:iCs w:val="false"/>
                 <w:color w:val="111111"/>
                 <w:sz w:val="21"/>
                 <w:szCs w:val="21"/>
@@ -868,6 +942,8 @@
               <w:rPr>
                 <w:b/>
                 <w:bCs/>
+                <w:i w:val="false"/>
+                <w:iCs w:val="false"/>
                 <w:color w:val="111111"/>
                 <w:sz w:val="21"/>
                 <w:szCs w:val="21"/>
@@ -896,6 +972,8 @@
               <w:rPr>
                 <w:b/>
                 <w:bCs/>
+                <w:i w:val="false"/>
+                <w:iCs w:val="false"/>
                 <w:color w:val="111111"/>
                 <w:sz w:val="21"/>
                 <w:szCs w:val="21"/>
@@ -917,6 +995,8 @@
         <w:rPr>
           <w:b/>
           <w:bCs/>
+          <w:i w:val="false"/>
+          <w:iCs w:val="false"/>
           <w:color w:val="1d3557"/>
           <w:sz w:val="21"/>
           <w:szCs w:val="21"/>
@@ -949,6 +1029,10 @@
       </w:pPr>
       <w:r>
         <w:rPr>
+          <w:b w:val="false"/>
+          <w:bCs w:val="false"/>
+          <w:i w:val="false"/>
+          <w:iCs w:val="false"/>
           <w:color w:val="14532d"/>
           <w:sz w:val="17"/>
           <w:szCs w:val="17"/>
@@ -958,6 +1042,10 @@
       </w:r>
       <w:r>
         <w:rPr>
+          <w:b w:val="false"/>
+          <w:bCs w:val="false"/>
+          <w:i w:val="false"/>
+          <w:iCs w:val="false"/>
           <w:color w:val="44403c"/>
           <w:sz w:val="21"/>
           <w:szCs w:val="21"/>
@@ -966,6 +1054,10 @@
       </w:r>
       <w:r>
         <w:rPr>
+          <w:b w:val="false"/>
+          <w:bCs w:val="false"/>
+          <w:i w:val="false"/>
+          <w:iCs w:val="false"/>
           <w:color w:val="44403c"/>
           <w:sz w:val="21"/>
           <w:szCs w:val="21"/>
@@ -986,6 +1078,10 @@
       </w:pPr>
       <w:r>
         <w:rPr>
+          <w:b w:val="false"/>
+          <w:bCs w:val="false"/>
+          <w:i w:val="false"/>
+          <w:iCs w:val="false"/>
           <w:color w:val="92400e"/>
           <w:sz w:val="17"/>
           <w:szCs w:val="17"/>
@@ -995,6 +1091,10 @@
       </w:r>
       <w:r>
         <w:rPr>
+          <w:b w:val="false"/>
+          <w:bCs w:val="false"/>
+          <w:i w:val="false"/>
+          <w:iCs w:val="false"/>
           <w:color w:val="44403c"/>
           <w:sz w:val="21"/>
           <w:szCs w:val="21"/>
@@ -1003,6 +1103,10 @@
       </w:r>
       <w:r>
         <w:rPr>
+          <w:b w:val="false"/>
+          <w:bCs w:val="false"/>
+          <w:i w:val="false"/>
+          <w:iCs w:val="false"/>
           <w:color w:val="44403c"/>
           <w:sz w:val="21"/>
           <w:szCs w:val="21"/>
@@ -1023,6 +1127,10 @@
       </w:pPr>
       <w:r>
         <w:rPr>
+          <w:b w:val="false"/>
+          <w:bCs w:val="false"/>
+          <w:i w:val="false"/>
+          <w:iCs w:val="false"/>
           <w:color w:val="57534e"/>
           <w:sz w:val="17"/>
           <w:szCs w:val="17"/>
@@ -1032,6 +1140,10 @@
       </w:r>
       <w:r>
         <w:rPr>
+          <w:b w:val="false"/>
+          <w:bCs w:val="false"/>
+          <w:i w:val="false"/>
+          <w:iCs w:val="false"/>
           <w:color w:val="44403c"/>
           <w:sz w:val="21"/>
           <w:szCs w:val="21"/>
@@ -1040,6 +1152,10 @@
       </w:r>
       <w:r>
         <w:rPr>
+          <w:b w:val="false"/>
+          <w:bCs w:val="false"/>
+          <w:i w:val="false"/>
+          <w:iCs w:val="false"/>
           <w:color w:val="44403c"/>
           <w:sz w:val="21"/>
           <w:szCs w:val="21"/>
@@ -1067,6 +1183,10 @@
       </w:pPr>
       <w:r>
         <w:rPr>
+          <w:b w:val="false"/>
+          <w:bCs w:val="false"/>
+          <w:i w:val="false"/>
+          <w:iCs w:val="false"/>
           <w:color w:val="1d3557"/>
           <w:sz w:val="20"/>
           <w:szCs w:val="20"/>
@@ -1077,6 +1197,8 @@
         <w:rPr>
           <w:b/>
           <w:bCs/>
+          <w:i w:val="false"/>
+          <w:iCs w:val="false"/>
           <w:color w:val="1d3557"/>
           <w:sz w:val="20"/>
           <w:szCs w:val="20"/>
@@ -1085,6 +1207,10 @@
       </w:r>
       <w:r>
         <w:rPr>
+          <w:b w:val="false"/>
+          <w:bCs w:val="false"/>
+          <w:i w:val="false"/>
+          <w:iCs w:val="false"/>
           <w:color w:val="1d3557"/>
           <w:sz w:val="20"/>
           <w:szCs w:val="20"/>
@@ -1093,6 +1219,10 @@
       </w:r>
       <w:r>
         <w:rPr>
+          <w:b w:val="false"/>
+          <w:bCs w:val="false"/>
+          <w:i w:val="false"/>
+          <w:iCs w:val="false"/>
           <w:color w:val="1d3557"/>
           <w:sz w:val="20"/>
           <w:szCs w:val="20"/>
@@ -1101,16 +1231,24 @@
       </w:r>
       <w:r>
         <w:rPr>
+          <w:b w:val="false"/>
+          <w:bCs w:val="false"/>
+          <w:i w:val="false"/>
+          <w:iCs w:val="false"/>
           <w:color w:val="1d3557"/>
           <w:sz w:val="20"/>
           <w:szCs w:val="20"/>
         </w:rPr>
         <w:t xml:space="preserve"> </w:t>
       </w:r>
-      <w:hyperlink w:history="1" r:id="rIdw1t5pmwd90toyddmopnsh">
+      <w:hyperlink w:history="1" r:id="rIdbhr_td_koym8i5vvnwtkf">
         <w:r>
           <w:rPr>
             <w:rStyle w:val="Hyperlink"/>
+            <w:b w:val="false"/>
+            <w:bCs w:val="false"/>
+            <w:i w:val="false"/>
+            <w:iCs w:val="false"/>
             <w:color w:val="457b9d"/>
             <w:sz w:val="20"/>
             <w:szCs w:val="20"/>

--- a/examples/product-launch-brief/output.docx
+++ b/examples/product-launch-brief/output.docx
@@ -48,6 +48,8 @@
                 <w:bCs w:val="false"/>
                 <w:i w:val="false"/>
                 <w:iCs w:val="false"/>
+                <w:caps/>
+                <w:color w:val="a8dadc"/>
                 <w:sz w:val="17"/>
                 <w:szCs w:val="17"/>
               </w:rPr>
@@ -67,6 +69,8 @@
                 <w:bCs/>
                 <w:i w:val="false"/>
                 <w:iCs w:val="false"/>
+                <w:caps w:val="false"/>
+                <w:color w:val="ffffff"/>
                 <w:sz w:val="48"/>
                 <w:szCs w:val="48"/>
               </w:rPr>
@@ -85,6 +89,8 @@
                 <w:bCs w:val="false"/>
                 <w:i w:val="false"/>
                 <w:iCs w:val="false"/>
+                <w:caps w:val="false"/>
+                <w:color w:val="cbd5e1"/>
                 <w:sz w:val="21"/>
                 <w:szCs w:val="21"/>
               </w:rPr>
@@ -151,6 +157,7 @@
                 <w:bCs/>
                 <w:i w:val="false"/>
                 <w:iCs w:val="false"/>
+                <w:caps w:val="false"/>
                 <w:color w:val="1d3557"/>
                 <w:sz w:val="21"/>
                 <w:szCs w:val="21"/>
@@ -163,6 +170,7 @@
                 <w:bCs w:val="false"/>
                 <w:i w:val="false"/>
                 <w:iCs w:val="false"/>
+                <w:caps w:val="false"/>
                 <w:color w:val="111111"/>
                 <w:sz w:val="21"/>
                 <w:szCs w:val="21"/>
@@ -175,6 +183,7 @@
                 <w:bCs w:val="false"/>
                 <w:i w:val="false"/>
                 <w:iCs w:val="false"/>
+                <w:caps w:val="false"/>
                 <w:color w:val="334155"/>
                 <w:sz w:val="21"/>
                 <w:szCs w:val="21"/>
@@ -197,6 +206,7 @@
           <w:bCs/>
           <w:i w:val="false"/>
           <w:iCs w:val="false"/>
+          <w:caps/>
           <w:color w:val="1d3557"/>
           <w:sz w:val="18"/>
           <w:szCs w:val="18"/>
@@ -209,6 +219,7 @@
           <w:bCs w:val="false"/>
           <w:i w:val="false"/>
           <w:iCs w:val="false"/>
+          <w:caps/>
           <w:color w:val="1d3557"/>
           <w:sz w:val="18"/>
           <w:szCs w:val="18"/>
@@ -221,6 +232,7 @@
           <w:bCs w:val="false"/>
           <w:i w:val="false"/>
           <w:iCs w:val="false"/>
+          <w:caps/>
           <w:color w:val="1d3557"/>
           <w:sz w:val="18"/>
           <w:szCs w:val="18"/>
@@ -268,6 +280,7 @@
                 <w:bCs/>
                 <w:i w:val="false"/>
                 <w:iCs w:val="false"/>
+                <w:caps w:val="false"/>
                 <w:color w:val="ffffff"/>
                 <w:sz w:val="21"/>
                 <w:szCs w:val="21"/>
@@ -298,6 +311,7 @@
                 <w:bCs/>
                 <w:i w:val="false"/>
                 <w:iCs w:val="false"/>
+                <w:caps w:val="false"/>
                 <w:color w:val="ffffff"/>
                 <w:sz w:val="21"/>
                 <w:szCs w:val="21"/>
@@ -330,6 +344,7 @@
                 <w:bCs w:val="false"/>
                 <w:i w:val="false"/>
                 <w:iCs w:val="false"/>
+                <w:caps w:val="false"/>
                 <w:color w:val="111111"/>
                 <w:sz w:val="21"/>
                 <w:szCs w:val="21"/>
@@ -360,6 +375,7 @@
                 <w:bCs w:val="false"/>
                 <w:i w:val="false"/>
                 <w:iCs w:val="false"/>
+                <w:caps w:val="false"/>
                 <w:color w:val="111111"/>
                 <w:sz w:val="21"/>
                 <w:szCs w:val="21"/>
@@ -392,6 +408,7 @@
                 <w:bCs w:val="false"/>
                 <w:i w:val="false"/>
                 <w:iCs w:val="false"/>
+                <w:caps w:val="false"/>
                 <w:color w:val="111111"/>
                 <w:sz w:val="21"/>
                 <w:szCs w:val="21"/>
@@ -422,6 +439,7 @@
                 <w:bCs w:val="false"/>
                 <w:i w:val="false"/>
                 <w:iCs w:val="false"/>
+                <w:caps w:val="false"/>
                 <w:color w:val="111111"/>
                 <w:sz w:val="21"/>
                 <w:szCs w:val="21"/>
@@ -454,6 +472,7 @@
                 <w:bCs w:val="false"/>
                 <w:i w:val="false"/>
                 <w:iCs w:val="false"/>
+                <w:caps w:val="false"/>
                 <w:color w:val="111111"/>
                 <w:sz w:val="21"/>
                 <w:szCs w:val="21"/>
@@ -484,6 +503,7 @@
                 <w:bCs w:val="false"/>
                 <w:i w:val="false"/>
                 <w:iCs w:val="false"/>
+                <w:caps w:val="false"/>
                 <w:color w:val="111111"/>
                 <w:sz w:val="21"/>
                 <w:szCs w:val="21"/>
@@ -507,6 +527,7 @@
           <w:bCs/>
           <w:i w:val="false"/>
           <w:iCs w:val="false"/>
+          <w:caps/>
           <w:color w:val="1d3557"/>
           <w:sz w:val="21"/>
           <w:szCs w:val="21"/>
@@ -555,6 +576,7 @@
                 <w:bCs/>
                 <w:i w:val="false"/>
                 <w:iCs w:val="false"/>
+                <w:caps w:val="false"/>
                 <w:color w:val="111111"/>
                 <w:sz w:val="21"/>
                 <w:szCs w:val="21"/>
@@ -585,6 +607,7 @@
                 <w:bCs/>
                 <w:i w:val="false"/>
                 <w:iCs w:val="false"/>
+                <w:caps w:val="false"/>
                 <w:color w:val="111111"/>
                 <w:sz w:val="21"/>
                 <w:szCs w:val="21"/>
@@ -615,6 +638,7 @@
                 <w:bCs/>
                 <w:i w:val="false"/>
                 <w:iCs w:val="false"/>
+                <w:caps w:val="false"/>
                 <w:color w:val="111111"/>
                 <w:sz w:val="21"/>
                 <w:szCs w:val="21"/>
@@ -646,6 +670,7 @@
                 <w:bCs w:val="false"/>
                 <w:i w:val="false"/>
                 <w:iCs w:val="false"/>
+                <w:caps w:val="false"/>
                 <w:color w:val="111111"/>
                 <w:sz w:val="21"/>
                 <w:szCs w:val="21"/>
@@ -675,6 +700,7 @@
                 <w:bCs w:val="false"/>
                 <w:i w:val="false"/>
                 <w:iCs w:val="false"/>
+                <w:caps w:val="false"/>
                 <w:color w:val="111111"/>
                 <w:sz w:val="21"/>
                 <w:szCs w:val="21"/>
@@ -704,6 +730,7 @@
                 <w:bCs w:val="false"/>
                 <w:i w:val="false"/>
                 <w:iCs w:val="false"/>
+                <w:caps w:val="false"/>
                 <w:color w:val="111111"/>
                 <w:sz w:val="21"/>
                 <w:szCs w:val="21"/>
@@ -735,6 +762,7 @@
                 <w:bCs w:val="false"/>
                 <w:i w:val="false"/>
                 <w:iCs w:val="false"/>
+                <w:caps w:val="false"/>
                 <w:color w:val="111111"/>
                 <w:sz w:val="21"/>
                 <w:szCs w:val="21"/>
@@ -764,6 +792,7 @@
                 <w:bCs w:val="false"/>
                 <w:i w:val="false"/>
                 <w:iCs w:val="false"/>
+                <w:caps w:val="false"/>
                 <w:color w:val="111111"/>
                 <w:sz w:val="21"/>
                 <w:szCs w:val="21"/>
@@ -793,6 +822,7 @@
                 <w:bCs w:val="false"/>
                 <w:i w:val="false"/>
                 <w:iCs w:val="false"/>
+                <w:caps w:val="false"/>
                 <w:color w:val="111111"/>
                 <w:sz w:val="21"/>
                 <w:szCs w:val="21"/>
@@ -824,6 +854,7 @@
                 <w:bCs w:val="false"/>
                 <w:i w:val="false"/>
                 <w:iCs w:val="false"/>
+                <w:caps w:val="false"/>
                 <w:color w:val="111111"/>
                 <w:sz w:val="21"/>
                 <w:szCs w:val="21"/>
@@ -853,6 +884,7 @@
                 <w:bCs w:val="false"/>
                 <w:i w:val="false"/>
                 <w:iCs w:val="false"/>
+                <w:caps w:val="false"/>
                 <w:color w:val="111111"/>
                 <w:sz w:val="21"/>
                 <w:szCs w:val="21"/>
@@ -882,6 +914,7 @@
                 <w:bCs w:val="false"/>
                 <w:i w:val="false"/>
                 <w:iCs w:val="false"/>
+                <w:caps w:val="false"/>
                 <w:color w:val="111111"/>
                 <w:sz w:val="21"/>
                 <w:szCs w:val="21"/>
@@ -914,6 +947,7 @@
                 <w:bCs/>
                 <w:i w:val="false"/>
                 <w:iCs w:val="false"/>
+                <w:caps w:val="false"/>
                 <w:color w:val="111111"/>
                 <w:sz w:val="21"/>
                 <w:szCs w:val="21"/>
@@ -944,6 +978,7 @@
                 <w:bCs/>
                 <w:i w:val="false"/>
                 <w:iCs w:val="false"/>
+                <w:caps w:val="false"/>
                 <w:color w:val="111111"/>
                 <w:sz w:val="21"/>
                 <w:szCs w:val="21"/>
@@ -974,6 +1009,7 @@
                 <w:bCs/>
                 <w:i w:val="false"/>
                 <w:iCs w:val="false"/>
+                <w:caps w:val="false"/>
                 <w:color w:val="111111"/>
                 <w:sz w:val="21"/>
                 <w:szCs w:val="21"/>
@@ -997,6 +1033,7 @@
           <w:bCs/>
           <w:i w:val="false"/>
           <w:iCs w:val="false"/>
+          <w:caps/>
           <w:color w:val="1d3557"/>
           <w:sz w:val="21"/>
           <w:szCs w:val="21"/>
@@ -1033,6 +1070,7 @@
           <w:bCs w:val="false"/>
           <w:i w:val="false"/>
           <w:iCs w:val="false"/>
+          <w:caps w:val="false"/>
           <w:color w:val="14532d"/>
           <w:sz w:val="17"/>
           <w:szCs w:val="17"/>
@@ -1046,6 +1084,7 @@
           <w:bCs w:val="false"/>
           <w:i w:val="false"/>
           <w:iCs w:val="false"/>
+          <w:caps w:val="false"/>
           <w:color w:val="44403c"/>
           <w:sz w:val="21"/>
           <w:szCs w:val="21"/>
@@ -1058,6 +1097,7 @@
           <w:bCs w:val="false"/>
           <w:i w:val="false"/>
           <w:iCs w:val="false"/>
+          <w:caps w:val="false"/>
           <w:color w:val="44403c"/>
           <w:sz w:val="21"/>
           <w:szCs w:val="21"/>
@@ -1082,6 +1122,7 @@
           <w:bCs w:val="false"/>
           <w:i w:val="false"/>
           <w:iCs w:val="false"/>
+          <w:caps w:val="false"/>
           <w:color w:val="92400e"/>
           <w:sz w:val="17"/>
           <w:szCs w:val="17"/>
@@ -1095,6 +1136,7 @@
           <w:bCs w:val="false"/>
           <w:i w:val="false"/>
           <w:iCs w:val="false"/>
+          <w:caps w:val="false"/>
           <w:color w:val="44403c"/>
           <w:sz w:val="21"/>
           <w:szCs w:val="21"/>
@@ -1107,6 +1149,7 @@
           <w:bCs w:val="false"/>
           <w:i w:val="false"/>
           <w:iCs w:val="false"/>
+          <w:caps w:val="false"/>
           <w:color w:val="44403c"/>
           <w:sz w:val="21"/>
           <w:szCs w:val="21"/>
@@ -1131,6 +1174,7 @@
           <w:bCs w:val="false"/>
           <w:i w:val="false"/>
           <w:iCs w:val="false"/>
+          <w:caps w:val="false"/>
           <w:color w:val="57534e"/>
           <w:sz w:val="17"/>
           <w:szCs w:val="17"/>
@@ -1144,6 +1188,7 @@
           <w:bCs w:val="false"/>
           <w:i w:val="false"/>
           <w:iCs w:val="false"/>
+          <w:caps w:val="false"/>
           <w:color w:val="44403c"/>
           <w:sz w:val="21"/>
           <w:szCs w:val="21"/>
@@ -1156,6 +1201,7 @@
           <w:bCs w:val="false"/>
           <w:i w:val="false"/>
           <w:iCs w:val="false"/>
+          <w:caps w:val="false"/>
           <w:color w:val="44403c"/>
           <w:sz w:val="21"/>
           <w:szCs w:val="21"/>
@@ -1187,6 +1233,7 @@
           <w:bCs w:val="false"/>
           <w:i w:val="false"/>
           <w:iCs w:val="false"/>
+          <w:caps w:val="false"/>
           <w:color w:val="1d3557"/>
           <w:sz w:val="20"/>
           <w:szCs w:val="20"/>
@@ -1199,6 +1246,7 @@
           <w:bCs/>
           <w:i w:val="false"/>
           <w:iCs w:val="false"/>
+          <w:caps w:val="false"/>
           <w:color w:val="1d3557"/>
           <w:sz w:val="20"/>
           <w:szCs w:val="20"/>
@@ -1211,6 +1259,7 @@
           <w:bCs w:val="false"/>
           <w:i w:val="false"/>
           <w:iCs w:val="false"/>
+          <w:caps w:val="false"/>
           <w:color w:val="1d3557"/>
           <w:sz w:val="20"/>
           <w:szCs w:val="20"/>
@@ -1223,6 +1272,7 @@
           <w:bCs w:val="false"/>
           <w:i w:val="false"/>
           <w:iCs w:val="false"/>
+          <w:caps w:val="false"/>
           <w:color w:val="1d3557"/>
           <w:sz w:val="20"/>
           <w:szCs w:val="20"/>
@@ -1235,13 +1285,14 @@
           <w:bCs w:val="false"/>
           <w:i w:val="false"/>
           <w:iCs w:val="false"/>
+          <w:caps w:val="false"/>
           <w:color w:val="1d3557"/>
           <w:sz w:val="20"/>
           <w:szCs w:val="20"/>
         </w:rPr>
         <w:t xml:space="preserve"> </w:t>
       </w:r>
-      <w:hyperlink w:history="1" r:id="rIdbhr_td_koym8i5vvnwtkf">
+      <w:hyperlink w:history="1" r:id="rId-egmtacqsym9bjqyqib5s">
         <w:r>
           <w:rPr>
             <w:rStyle w:val="Hyperlink"/>
@@ -1249,6 +1300,7 @@
             <w:bCs w:val="false"/>
             <w:i w:val="false"/>
             <w:iCs w:val="false"/>
+            <w:caps w:val="false"/>
             <w:color w:val="457b9d"/>
             <w:sz w:val="20"/>
             <w:szCs w:val="20"/>
